--- a/Ethical Hacking/Penetration_Testing.docx
+++ b/Ethical Hacking/Penetration_Testing.docx
@@ -126,24 +126,6 @@
           <w:sz w:val="40"/>
           <w:szCs w:val="40"/>
         </w:rPr>
-        <w:t>7024CEM</w:t>
-      </w:r>
-      <w:r>
-        <w:rPr>
-          <w:b/>
-          <w:bCs/>
-          <w:sz w:val="40"/>
-          <w:szCs w:val="40"/>
-        </w:rPr>
-        <w:t xml:space="preserve"> - </w:t>
-      </w:r>
-      <w:r>
-        <w:rPr>
-          <w:b/>
-          <w:bCs/>
-          <w:sz w:val="40"/>
-          <w:szCs w:val="40"/>
-        </w:rPr>
         <w:t>ETHICAL HACKING</w:t>
       </w:r>
     </w:p>
@@ -156,13 +138,16 @@
           <w:szCs w:val="28"/>
         </w:rPr>
       </w:pPr>
-      <w:r>
+    </w:p>
+    <w:p>
+      <w:pPr>
+        <w:spacing w:line="278" w:lineRule="auto"/>
+        <w:jc w:val="center"/>
         <w:rPr>
           <w:sz w:val="28"/>
           <w:szCs w:val="28"/>
         </w:rPr>
-        <w:t>Student Id</w:t>
-      </w:r>
+      </w:pPr>
     </w:p>
     <w:p>
       <w:pPr>
@@ -173,13 +158,16 @@
           <w:szCs w:val="28"/>
         </w:rPr>
       </w:pPr>
-      <w:r>
+    </w:p>
+    <w:p>
+      <w:pPr>
+        <w:spacing w:line="278" w:lineRule="auto"/>
+        <w:jc w:val="center"/>
         <w:rPr>
           <w:sz w:val="28"/>
           <w:szCs w:val="28"/>
         </w:rPr>
-        <w:t>Student Name</w:t>
-      </w:r>
+      </w:pPr>
     </w:p>
     <w:p>
       <w:pPr>
@@ -261,48 +249,17 @@
         </w:rPr>
       </w:pPr>
     </w:p>
-    <w:p>
-      <w:pPr>
-        <w:spacing w:line="278" w:lineRule="auto"/>
-        <w:jc w:val="center"/>
-        <w:rPr>
-          <w:sz w:val="28"/>
-          <w:szCs w:val="28"/>
-        </w:rPr>
-      </w:pPr>
-    </w:p>
-    <w:p>
-      <w:pPr>
-        <w:spacing w:line="278" w:lineRule="auto"/>
-        <w:jc w:val="center"/>
-        <w:rPr>
-          <w:sz w:val="28"/>
-          <w:szCs w:val="28"/>
-        </w:rPr>
-      </w:pPr>
-    </w:p>
-    <w:p>
-      <w:pPr>
-        <w:spacing w:line="278" w:lineRule="auto"/>
-        <w:jc w:val="center"/>
-        <w:rPr>
-          <w:sz w:val="28"/>
-          <w:szCs w:val="28"/>
-        </w:rPr>
-      </w:pPr>
-    </w:p>
-    <w:p>
-      <w:pPr>
-        <w:spacing w:line="278" w:lineRule="auto"/>
-        <w:jc w:val="center"/>
-        <w:rPr>
-          <w:sz w:val="28"/>
-          <w:szCs w:val="28"/>
-        </w:rPr>
-      </w:pPr>
-    </w:p>
     <w:sdt>
       <w:sdtPr>
+        <w:rPr>
+          <w:rFonts w:ascii="Times New Roman" w:eastAsiaTheme="minorHAnsi" w:hAnsi="Times New Roman" w:cstheme="minorBidi"/>
+          <w:color w:val="auto"/>
+          <w:kern w:val="2"/>
+          <w:sz w:val="24"/>
+          <w:szCs w:val="24"/>
+          <w:lang w:val="en-IN"/>
+          <w14:ligatures w14:val="standardContextual"/>
+        </w:rPr>
         <w:id w:val="691034619"/>
         <w:docPartObj>
           <w:docPartGallery w:val="Table of Contents"/>
@@ -311,16 +268,9 @@
       </w:sdtPr>
       <w:sdtEndPr>
         <w:rPr>
-          <w:rFonts w:ascii="Times New Roman" w:eastAsiaTheme="minorHAnsi" w:hAnsi="Times New Roman" w:cstheme="minorBidi"/>
           <w:b/>
           <w:bCs/>
           <w:noProof/>
-          <w:color w:val="auto"/>
-          <w:kern w:val="2"/>
-          <w:sz w:val="24"/>
-          <w:szCs w:val="24"/>
-          <w:lang w:val="en-IN"/>
-          <w14:ligatures w14:val="standardContextual"/>
         </w:rPr>
       </w:sdtEndPr>
       <w:sdtContent>
@@ -1392,6 +1342,7 @@
       </w:pPr>
       <w:bookmarkStart w:id="0" w:name="_Toc205482047"/>
       <w:r>
+        <w:lastRenderedPageBreak/>
         <w:t>1. Introduction</w:t>
       </w:r>
       <w:bookmarkEnd w:id="0"/>
@@ -1573,7 +1524,6 @@
         </w:numPr>
       </w:pPr>
       <w:r>
-        <w:lastRenderedPageBreak/>
         <w:t>Services: SMB (Port 445), RDP, MSRPC</w:t>
       </w:r>
     </w:p>
@@ -1586,15 +1536,8 @@
         </w:numPr>
       </w:pPr>
       <w:r>
-        <w:t>Possible Vulnerability: MS17-010 (</w:t>
-      </w:r>
-      <w:proofErr w:type="spellStart"/>
-      <w:r>
-        <w:t>EternalBlue</w:t>
-      </w:r>
-      <w:proofErr w:type="spellEnd"/>
-      <w:r>
-        <w:t>)</w:t>
+        <w:lastRenderedPageBreak/>
+        <w:t>Possible Vulnerability: MS17-010 (EternalBlue)</w:t>
       </w:r>
     </w:p>
     <w:p>
@@ -1653,15 +1596,7 @@
         <w:t xml:space="preserve"> </w:t>
       </w:r>
       <w:r>
-        <w:t xml:space="preserve">(Abdeslam </w:t>
-      </w:r>
-      <w:proofErr w:type="spellStart"/>
-      <w:r>
-        <w:t>Rehaimi</w:t>
-      </w:r>
-      <w:proofErr w:type="spellEnd"/>
-      <w:r>
-        <w:t xml:space="preserve"> et al., 2024)</w:t>
+        <w:t>(Abdeslam Rehaimi et al., 2024)</w:t>
       </w:r>
       <w:r>
         <w:t xml:space="preserve">. The engagement was made under the </w:t>
@@ -1843,7 +1778,6 @@
     </w:p>
     <w:p>
       <w:r>
-        <w:lastRenderedPageBreak/>
         <w:t>At the command prompt</w:t>
       </w:r>
       <w:r>
@@ -1866,6 +1800,7 @@
           <w:b/>
           <w:bCs/>
         </w:rPr>
+        <w:lastRenderedPageBreak/>
         <w:t>Net</w:t>
       </w:r>
       <w:r>
@@ -1887,6 +1822,9 @@
         <w:jc w:val="center"/>
       </w:pPr>
       <w:r>
+        <w:rPr>
+          <w:noProof/>
+        </w:rPr>
         <w:drawing>
           <wp:inline distT="0" distB="0" distL="0" distR="0" wp14:anchorId="18937CCE" wp14:editId="1EF3F7FE">
             <wp:extent cx="2993366" cy="2066301"/>
@@ -2042,6 +1980,9 @@
         <w:jc w:val="center"/>
       </w:pPr>
       <w:r>
+        <w:rPr>
+          <w:noProof/>
+        </w:rPr>
         <w:drawing>
           <wp:inline distT="0" distB="0" distL="0" distR="0" wp14:anchorId="50D860AA" wp14:editId="2E8EC94C">
             <wp:extent cx="3616048" cy="2932981"/>
@@ -2175,31 +2116,7 @@
           <w:sz w:val="24"/>
           <w:szCs w:val="24"/>
         </w:rPr>
-        <w:t xml:space="preserve">: Renaming sethc.exe to </w:t>
-      </w:r>
-      <w:proofErr w:type="spellStart"/>
-      <w:proofErr w:type="gramStart"/>
-      <w:r>
-        <w:rPr>
-          <w:i w:val="0"/>
-          <w:iCs w:val="0"/>
-          <w:color w:val="auto"/>
-          <w:sz w:val="24"/>
-          <w:szCs w:val="24"/>
-        </w:rPr>
-        <w:t>sethc.backup</w:t>
-      </w:r>
-      <w:proofErr w:type="spellEnd"/>
-      <w:proofErr w:type="gramEnd"/>
-      <w:r>
-        <w:rPr>
-          <w:i w:val="0"/>
-          <w:iCs w:val="0"/>
-          <w:color w:val="auto"/>
-          <w:sz w:val="24"/>
-          <w:szCs w:val="24"/>
-        </w:rPr>
-        <w:t xml:space="preserve"> for Sticky Keys Exploit</w:t>
+        <w:t>: Renaming sethc.exe to sethc.backup for Sticky Keys Exploit</w:t>
       </w:r>
     </w:p>
     <w:p>
@@ -2221,6 +2138,9 @@
         <w:jc w:val="center"/>
       </w:pPr>
       <w:r>
+        <w:rPr>
+          <w:noProof/>
+        </w:rPr>
         <w:lastRenderedPageBreak/>
         <w:drawing>
           <wp:inline distT="0" distB="0" distL="0" distR="0" wp14:anchorId="252693BC" wp14:editId="158E668B">
@@ -2394,15 +2314,7 @@
         <w:t xml:space="preserve"> </w:t>
       </w:r>
       <w:r>
-        <w:t xml:space="preserve">(Gonzalez &amp; </w:t>
-      </w:r>
-      <w:proofErr w:type="spellStart"/>
-      <w:r>
-        <w:t>Napetvaridze</w:t>
-      </w:r>
-      <w:proofErr w:type="spellEnd"/>
-      <w:r>
-        <w:t>, 2025)</w:t>
+        <w:t>(Gonzalez &amp; Napetvaridze, 2025)</w:t>
       </w:r>
       <w:r>
         <w:t>. This technique allows for modification by putting the system into emergency mode and remounting the file system.</w:t>
@@ -2462,27 +2374,7 @@
           <w:lang w:eastAsia="en-IN"/>
           <w14:ligatures w14:val="none"/>
         </w:rPr>
-        <w:t xml:space="preserve">The </w:t>
-      </w:r>
-      <w:proofErr w:type="spellStart"/>
-      <w:r>
-        <w:rPr>
-          <w:rFonts w:eastAsia="Times New Roman" w:cs="Times New Roman"/>
-          <w:kern w:val="0"/>
-          <w:lang w:eastAsia="en-IN"/>
-          <w14:ligatures w14:val="none"/>
-        </w:rPr>
-        <w:t>initramfs</w:t>
-      </w:r>
-      <w:proofErr w:type="spellEnd"/>
-      <w:r>
-        <w:rPr>
-          <w:rFonts w:eastAsia="Times New Roman" w:cs="Times New Roman"/>
-          <w:kern w:val="0"/>
-          <w:lang w:eastAsia="en-IN"/>
-          <w14:ligatures w14:val="none"/>
-        </w:rPr>
-        <w:t xml:space="preserve"> emergency shell was used when the system booted up. The root filesystem was then remounted.</w:t>
+        <w:t>The initramfs emergency shell was used when the system booted up. The root filesystem was then remounted.</w:t>
       </w:r>
     </w:p>
     <w:p>
@@ -2530,27 +2422,7 @@
           <w:lang w:eastAsia="en-IN"/>
           <w14:ligatures w14:val="none"/>
         </w:rPr>
-        <w:t xml:space="preserve">This technique revealed a crucial configuration flaw that permitted full root compromise: neither </w:t>
-      </w:r>
-      <w:proofErr w:type="spellStart"/>
-      <w:r>
-        <w:rPr>
-          <w:rFonts w:eastAsia="Times New Roman" w:cs="Times New Roman"/>
-          <w:kern w:val="0"/>
-          <w:lang w:eastAsia="en-IN"/>
-          <w14:ligatures w14:val="none"/>
-        </w:rPr>
-        <w:t>SELinux</w:t>
-      </w:r>
-      <w:proofErr w:type="spellEnd"/>
-      <w:r>
-        <w:rPr>
-          <w:rFonts w:eastAsia="Times New Roman" w:cs="Times New Roman"/>
-          <w:kern w:val="0"/>
-          <w:lang w:eastAsia="en-IN"/>
-          <w14:ligatures w14:val="none"/>
-        </w:rPr>
-        <w:t xml:space="preserve"> policy enforcement nor the GRUB password.</w:t>
+        <w:t>This technique revealed a crucial configuration flaw that permitted full root compromise: neither SELinux policy enforcement nor the GRUB password.</w:t>
       </w:r>
     </w:p>
     <w:p>
@@ -2561,6 +2433,7 @@
       <w:r>
         <w:rPr>
           <w:rFonts w:eastAsia="Times New Roman" w:cs="Times New Roman"/>
+          <w:noProof/>
           <w:kern w:val="0"/>
           <w:lang w:eastAsia="en-IN"/>
           <w14:ligatures w14:val="none"/>
@@ -2708,6 +2581,7 @@
       <w:r>
         <w:rPr>
           <w:rFonts w:eastAsia="Times New Roman" w:cs="Times New Roman"/>
+          <w:noProof/>
           <w:kern w:val="0"/>
           <w:lang w:eastAsia="en-IN"/>
           <w14:ligatures w14:val="none"/>
@@ -2858,6 +2732,7 @@
       <w:r>
         <w:rPr>
           <w:rFonts w:eastAsia="Times New Roman" w:cs="Times New Roman"/>
+          <w:noProof/>
           <w:kern w:val="0"/>
           <w:lang w:eastAsia="en-IN"/>
           <w14:ligatures w14:val="none"/>
@@ -3004,6 +2879,7 @@
       <w:r>
         <w:rPr>
           <w:rFonts w:eastAsia="Times New Roman" w:cs="Times New Roman"/>
+          <w:noProof/>
           <w:kern w:val="0"/>
           <w:lang w:eastAsia="en-IN"/>
           <w14:ligatures w14:val="none"/>
@@ -3170,65 +3046,39 @@
           <w:bCs/>
         </w:rPr>
       </w:pPr>
-      <w:proofErr w:type="spellStart"/>
       <w:r>
         <w:rPr>
           <w:b/>
           <w:bCs/>
         </w:rPr>
-        <w:t>Netdiscover</w:t>
-      </w:r>
-      <w:proofErr w:type="spellEnd"/>
-      <w:r>
+        <w:t>Netdiscover – Identify Live Hosts</w:t>
+      </w:r>
+    </w:p>
+    <w:p>
+      <w:r>
+        <w:t>From Kali Linux</w:t>
+      </w:r>
+      <w:r>
+        <w:t xml:space="preserve">, </w:t>
+      </w:r>
+      <w:r>
+        <w:t>used netdiscover to identify live hosts in the 192.168.199.0/24 subnet:</w:t>
+      </w:r>
+    </w:p>
+    <w:p>
+      <w:pPr>
+        <w:jc w:val="center"/>
         <w:rPr>
           <w:b/>
           <w:bCs/>
         </w:rPr>
-        <w:t xml:space="preserve"> – Identify Live Hosts</w:t>
-      </w:r>
-    </w:p>
-    <w:p>
-      <w:r>
-        <w:t>From Kali Linux</w:t>
-      </w:r>
-      <w:r>
-        <w:t xml:space="preserve">, </w:t>
-      </w:r>
-      <w:r>
-        <w:t xml:space="preserve">used </w:t>
-      </w:r>
-      <w:proofErr w:type="spellStart"/>
-      <w:r>
-        <w:t>netdiscover</w:t>
-      </w:r>
-      <w:proofErr w:type="spellEnd"/>
-      <w:r>
-        <w:t xml:space="preserve"> to identify live hosts in the 192.168.199.0/24 subnet:</w:t>
-      </w:r>
-    </w:p>
-    <w:p>
-      <w:pPr>
-        <w:jc w:val="center"/>
+      </w:pPr>
+      <w:r>
         <w:rPr>
           <w:b/>
           <w:bCs/>
         </w:rPr>
-      </w:pPr>
-      <w:proofErr w:type="spellStart"/>
-      <w:r>
-        <w:rPr>
-          <w:b/>
-          <w:bCs/>
-        </w:rPr>
-        <w:t>netdiscover</w:t>
-      </w:r>
-      <w:proofErr w:type="spellEnd"/>
-      <w:r>
-        <w:rPr>
-          <w:b/>
-          <w:bCs/>
-        </w:rPr>
-        <w:t xml:space="preserve"> -r 192.168.199.0/24</w:t>
+        <w:t>netdiscover -r 192.168.199.0/24</w:t>
       </w:r>
     </w:p>
     <w:p>
@@ -3420,6 +3270,9 @@
         <w:jc w:val="center"/>
       </w:pPr>
       <w:r>
+        <w:rPr>
+          <w:noProof/>
+        </w:rPr>
         <w:drawing>
           <wp:inline distT="0" distB="0" distL="0" distR="0" wp14:anchorId="6B09D0DD" wp14:editId="266466BD">
             <wp:extent cx="3968151" cy="1296046"/>
@@ -3581,15 +3434,7 @@
     </w:p>
     <w:p>
       <w:r>
-        <w:t xml:space="preserve">Targeted scanning of both systems was performed using </w:t>
-      </w:r>
-      <w:proofErr w:type="spellStart"/>
-      <w:r>
-        <w:t>nmap</w:t>
-      </w:r>
-      <w:proofErr w:type="spellEnd"/>
-      <w:r>
-        <w:t>:</w:t>
+        <w:t>Targeted scanning of both systems was performed using nmap:</w:t>
       </w:r>
     </w:p>
     <w:p>
@@ -3600,110 +3445,28 @@
           <w:bCs/>
         </w:rPr>
       </w:pPr>
-      <w:proofErr w:type="spellStart"/>
       <w:r>
         <w:rPr>
           <w:b/>
           <w:bCs/>
         </w:rPr>
-        <w:t>nmap</w:t>
-      </w:r>
-      <w:proofErr w:type="spellEnd"/>
-      <w:r>
+        <w:t>nmap -sS -sV -O 192.168.199.6</w:t>
+      </w:r>
+    </w:p>
+    <w:p>
+      <w:pPr>
+        <w:jc w:val="center"/>
         <w:rPr>
           <w:b/>
           <w:bCs/>
         </w:rPr>
-        <w:t xml:space="preserve"> -</w:t>
-      </w:r>
-      <w:proofErr w:type="spellStart"/>
+      </w:pPr>
       <w:r>
         <w:rPr>
           <w:b/>
           <w:bCs/>
         </w:rPr>
-        <w:t>sS</w:t>
-      </w:r>
-      <w:proofErr w:type="spellEnd"/>
-      <w:r>
-        <w:rPr>
-          <w:b/>
-          <w:bCs/>
-        </w:rPr>
-        <w:t xml:space="preserve"> -</w:t>
-      </w:r>
-      <w:proofErr w:type="spellStart"/>
-      <w:r>
-        <w:rPr>
-          <w:b/>
-          <w:bCs/>
-        </w:rPr>
-        <w:t>sV</w:t>
-      </w:r>
-      <w:proofErr w:type="spellEnd"/>
-      <w:r>
-        <w:rPr>
-          <w:b/>
-          <w:bCs/>
-        </w:rPr>
-        <w:t xml:space="preserve"> -O 192.168.199.6</w:t>
-      </w:r>
-    </w:p>
-    <w:p>
-      <w:pPr>
-        <w:jc w:val="center"/>
-        <w:rPr>
-          <w:b/>
-          <w:bCs/>
-        </w:rPr>
-      </w:pPr>
-      <w:proofErr w:type="spellStart"/>
-      <w:r>
-        <w:rPr>
-          <w:b/>
-          <w:bCs/>
-        </w:rPr>
-        <w:t>nmap</w:t>
-      </w:r>
-      <w:proofErr w:type="spellEnd"/>
-      <w:r>
-        <w:rPr>
-          <w:b/>
-          <w:bCs/>
-        </w:rPr>
-        <w:t xml:space="preserve"> -</w:t>
-      </w:r>
-      <w:proofErr w:type="spellStart"/>
-      <w:r>
-        <w:rPr>
-          <w:b/>
-          <w:bCs/>
-        </w:rPr>
-        <w:t>sS</w:t>
-      </w:r>
-      <w:proofErr w:type="spellEnd"/>
-      <w:r>
-        <w:rPr>
-          <w:b/>
-          <w:bCs/>
-        </w:rPr>
-        <w:t xml:space="preserve"> -</w:t>
-      </w:r>
-      <w:proofErr w:type="spellStart"/>
-      <w:r>
-        <w:rPr>
-          <w:b/>
-          <w:bCs/>
-        </w:rPr>
-        <w:t>sV</w:t>
-      </w:r>
-      <w:proofErr w:type="spellEnd"/>
-      <w:r>
-        <w:rPr>
-          <w:b/>
-          <w:bCs/>
-        </w:rPr>
-        <w:t xml:space="preserve"> -O 192.168.199.8</w:t>
+        <w:t>nmap -sS -sV -O 192.168.199.8</w:t>
       </w:r>
     </w:p>
     <w:p>
@@ -3962,6 +3725,9 @@
         <w:jc w:val="center"/>
       </w:pPr>
       <w:r>
+        <w:rPr>
+          <w:noProof/>
+        </w:rPr>
         <w:drawing>
           <wp:inline distT="0" distB="0" distL="0" distR="0" wp14:anchorId="67CC571D" wp14:editId="3BCBAF5E">
             <wp:extent cx="4149306" cy="1663676"/>
@@ -4113,57 +3879,39 @@
           <w:bCs/>
         </w:rPr>
       </w:pPr>
-      <w:proofErr w:type="spellStart"/>
       <w:r>
         <w:rPr>
           <w:b/>
           <w:bCs/>
         </w:rPr>
-        <w:t>Nikto</w:t>
-      </w:r>
-      <w:proofErr w:type="spellEnd"/>
-      <w:r>
+        <w:t>Nikto – Web Server Enumeration</w:t>
+      </w:r>
+    </w:p>
+    <w:p>
+      <w:r>
+        <w:t>To check the web server on CentOS</w:t>
+      </w:r>
+      <w:r>
+        <w:t>, use</w:t>
+      </w:r>
+      <w:r>
+        <w:t>:</w:t>
+      </w:r>
+    </w:p>
+    <w:p>
+      <w:pPr>
+        <w:jc w:val="center"/>
         <w:rPr>
           <w:b/>
           <w:bCs/>
         </w:rPr>
-        <w:t xml:space="preserve"> – Web Server Enumeration</w:t>
-      </w:r>
-    </w:p>
-    <w:p>
-      <w:r>
-        <w:t>To check the web server on CentOS</w:t>
-      </w:r>
-      <w:r>
-        <w:t>, use</w:t>
-      </w:r>
-      <w:r>
-        <w:t>:</w:t>
-      </w:r>
-    </w:p>
-    <w:p>
-      <w:pPr>
-        <w:jc w:val="center"/>
+      </w:pPr>
+      <w:r>
         <w:rPr>
           <w:b/>
           <w:bCs/>
         </w:rPr>
-      </w:pPr>
-      <w:proofErr w:type="spellStart"/>
-      <w:r>
-        <w:rPr>
-          <w:b/>
-          <w:bCs/>
-        </w:rPr>
-        <w:t>nikto</w:t>
-      </w:r>
-      <w:proofErr w:type="spellEnd"/>
-      <w:r>
-        <w:rPr>
-          <w:b/>
-          <w:bCs/>
-        </w:rPr>
-        <w:t xml:space="preserve"> -h http://192.168.199.8</w:t>
+        <w:t>nikto -h http://192.168.199.8</w:t>
       </w:r>
     </w:p>
     <w:p>
@@ -4239,11 +3987,12 @@
       </w:pPr>
       <w:r>
         <w:rPr>
+          <w:noProof/>
           <w:lang w:eastAsia="en-IN"/>
         </w:rPr>
         <w:lastRenderedPageBreak/>
         <w:drawing>
-          <wp:inline distT="0" distB="0" distL="0" distR="0" wp14:anchorId="136FBFD1" wp14:editId="0DD83DE8">
+          <wp:inline distT="0" distB="0" distL="0" distR="0" wp14:anchorId="136FBFD1" wp14:editId="22A070AF">
             <wp:extent cx="5731510" cy="1748790"/>
             <wp:effectExtent l="19050" t="19050" r="21590" b="22860"/>
             <wp:docPr id="1070554768" name="Picture 14"/>
@@ -4375,29 +4124,7 @@
           <w:sz w:val="22"/>
           <w:szCs w:val="22"/>
         </w:rPr>
-        <w:t xml:space="preserve">: </w:t>
-      </w:r>
-      <w:proofErr w:type="spellStart"/>
-      <w:r>
-        <w:rPr>
-          <w:i w:val="0"/>
-          <w:iCs w:val="0"/>
-          <w:color w:val="auto"/>
-          <w:sz w:val="22"/>
-          <w:szCs w:val="22"/>
-        </w:rPr>
-        <w:t>Nikto</w:t>
-      </w:r>
-      <w:proofErr w:type="spellEnd"/>
-      <w:r>
-        <w:rPr>
-          <w:i w:val="0"/>
-          <w:iCs w:val="0"/>
-          <w:color w:val="auto"/>
-          <w:sz w:val="22"/>
-          <w:szCs w:val="22"/>
-        </w:rPr>
-        <w:t xml:space="preserve"> Scan of CentOS 7 Web Server</w:t>
+        <w:t>: Nikto Scan of CentOS 7 Web Server</w:t>
       </w:r>
     </w:p>
     <w:p>
@@ -4432,21 +4159,7 @@
         <w:rPr>
           <w:lang w:eastAsia="en-IN"/>
         </w:rPr>
-        <w:t xml:space="preserve"> </w:t>
-      </w:r>
-      <w:proofErr w:type="spellStart"/>
-      <w:r>
-        <w:rPr>
-          <w:lang w:eastAsia="en-IN"/>
-        </w:rPr>
-        <w:t>EternalBlue</w:t>
-      </w:r>
-      <w:proofErr w:type="spellEnd"/>
-      <w:r>
-        <w:rPr>
-          <w:lang w:eastAsia="en-IN"/>
-        </w:rPr>
-        <w:t xml:space="preserve"> Exploitation</w:t>
+        <w:t xml:space="preserve"> EternalBlue Exploitation</w:t>
       </w:r>
       <w:bookmarkEnd w:id="5"/>
     </w:p>
@@ -4553,21 +4266,7 @@
         <w:rPr>
           <w:lang w:eastAsia="en-IN"/>
         </w:rPr>
-        <w:t>: Using the Metasploit module exploit/windows/</w:t>
-      </w:r>
-      <w:proofErr w:type="spellStart"/>
-      <w:r>
-        <w:rPr>
-          <w:lang w:eastAsia="en-IN"/>
-        </w:rPr>
-        <w:t>smb</w:t>
-      </w:r>
-      <w:proofErr w:type="spellEnd"/>
-      <w:r>
-        <w:rPr>
-          <w:lang w:eastAsia="en-IN"/>
-        </w:rPr>
-        <w:t>/ms17_010_eternalblue, the exploit was executed, gaining remote system access.</w:t>
+        <w:t>: Using the Metasploit module exploit/windows/smb/ms17_010_eternalblue, the exploit was executed, gaining remote system access.</w:t>
       </w:r>
     </w:p>
     <w:p>
@@ -4627,6 +4326,7 @@
       </w:pPr>
       <w:r>
         <w:rPr>
+          <w:noProof/>
           <w:lang w:eastAsia="en-IN"/>
         </w:rPr>
         <w:lastRenderedPageBreak/>
@@ -4781,10 +4481,11 @@
       </w:pPr>
       <w:r>
         <w:rPr>
+          <w:noProof/>
           <w:lang w:eastAsia="en-IN"/>
         </w:rPr>
         <w:drawing>
-          <wp:inline distT="0" distB="0" distL="0" distR="0" wp14:anchorId="3AAB1D2D" wp14:editId="58C5A7DF">
+          <wp:inline distT="0" distB="0" distL="0" distR="0" wp14:anchorId="3AAB1D2D" wp14:editId="591C02B3">
             <wp:extent cx="5797024" cy="1759788"/>
             <wp:effectExtent l="19050" t="19050" r="13335" b="12065"/>
             <wp:docPr id="641925442" name="Picture 18"/>
@@ -4942,6 +4643,7 @@
       </w:pPr>
       <w:r>
         <w:rPr>
+          <w:noProof/>
           <w:lang w:eastAsia="en-IN"/>
         </w:rPr>
         <w:lastRenderedPageBreak/>
@@ -5096,6 +4798,7 @@
       </w:pPr>
       <w:r>
         <w:rPr>
+          <w:noProof/>
           <w:lang w:eastAsia="en-IN"/>
         </w:rPr>
         <w:drawing>
@@ -5304,21 +5007,7 @@
         <w:rPr>
           <w:lang w:eastAsia="en-IN"/>
         </w:rPr>
-        <w:t xml:space="preserve">. Using </w:t>
-      </w:r>
-      <w:proofErr w:type="spellStart"/>
-      <w:r>
-        <w:rPr>
-          <w:lang w:eastAsia="en-IN"/>
-        </w:rPr>
-        <w:t>smbclient</w:t>
-      </w:r>
-      <w:proofErr w:type="spellEnd"/>
-      <w:r>
-        <w:rPr>
-          <w:lang w:eastAsia="en-IN"/>
-        </w:rPr>
-        <w:t>, we connected to the share "Reports" on the internal host 192.168.199.8</w:t>
+        <w:t>. Using smbclient, we connected to the share "Reports" on the internal host 192.168.199.8</w:t>
       </w:r>
       <w:r>
         <w:rPr>
@@ -5409,6 +5098,7 @@
       </w:pPr>
       <w:r>
         <w:rPr>
+          <w:noProof/>
           <w:lang w:eastAsia="en-IN"/>
         </w:rPr>
         <w:drawing>
@@ -5574,13 +5264,8 @@
     </w:p>
     <w:p>
       <w:r>
-        <w:t>A web service operating on the CentOS 7 target at IP 192.168.199.8 was the focus of attention after the information collection stage. Credentials seemed to be handled using a regular HTML form on a login page located at /</w:t>
-      </w:r>
-      <w:proofErr w:type="spellStart"/>
-      <w:r>
-        <w:t>reports.php</w:t>
-      </w:r>
-      <w:proofErr w:type="spellEnd"/>
+        <w:t>A web service operating on the CentOS 7 target at IP 192.168.199.8 was the focus of attention after the information collection stage. Credentials seemed to be handled using a regular HTML form on a login page located at /reports.php</w:t>
+      </w:r>
       <w:r>
         <w:t>.</w:t>
       </w:r>
@@ -5625,6 +5310,7 @@
         <w:rPr>
           <w:b/>
           <w:bCs/>
+          <w:noProof/>
         </w:rPr>
         <w:drawing>
           <wp:inline distT="0" distB="0" distL="0" distR="0" wp14:anchorId="5F32888A" wp14:editId="44774078">
@@ -5804,71 +5490,37 @@
           <w:bCs/>
         </w:rPr>
       </w:pPr>
-      <w:proofErr w:type="spellStart"/>
       <w:r>
         <w:rPr>
           <w:b/>
           <w:bCs/>
         </w:rPr>
-        <w:t>sqlmap</w:t>
-      </w:r>
-      <w:proofErr w:type="spellEnd"/>
-      <w:r>
+        <w:t>sqlmap -u http://192.168.199.8/reports.php --forms --method POST \</w:t>
+      </w:r>
+    </w:p>
+    <w:p>
+      <w:pPr>
+        <w:jc w:val="center"/>
         <w:rPr>
           <w:b/>
           <w:bCs/>
         </w:rPr>
-        <w:t xml:space="preserve"> -u http://192.168.199.8/reports.php --forms --method POST \</w:t>
-      </w:r>
-    </w:p>
-    <w:p>
-      <w:pPr>
-        <w:jc w:val="center"/>
+      </w:pPr>
+      <w:r>
         <w:rPr>
           <w:b/>
           <w:bCs/>
         </w:rPr>
-      </w:pPr>
+        <w:t>--data="User=admin&amp;Password=abc123&amp;Submit=Submit" --batch --dump-all</w:t>
+      </w:r>
+    </w:p>
+    <w:p>
       <w:r>
         <w:rPr>
           <w:b/>
           <w:bCs/>
         </w:rPr>
-        <w:t>--data="User=</w:t>
-      </w:r>
-      <w:proofErr w:type="spellStart"/>
-      <w:r>
-        <w:rPr>
-          <w:b/>
-          <w:bCs/>
-        </w:rPr>
-        <w:t>admin&amp;Password</w:t>
-      </w:r>
-      <w:proofErr w:type="spellEnd"/>
-      <w:r>
-        <w:rPr>
-          <w:b/>
-          <w:bCs/>
-        </w:rPr>
-        <w:t>=abc123&amp;Submit=Submit" --batch --dump-all</w:t>
-      </w:r>
-    </w:p>
-    <w:p>
-      <w:proofErr w:type="spellStart"/>
-      <w:r>
-        <w:rPr>
-          <w:b/>
-          <w:bCs/>
-        </w:rPr>
-        <w:t>SQLMap</w:t>
-      </w:r>
-      <w:proofErr w:type="spellEnd"/>
-      <w:r>
-        <w:rPr>
-          <w:b/>
-          <w:bCs/>
-        </w:rPr>
-        <w:t xml:space="preserve"> Findings:</w:t>
+        <w:t>SQLMap Findings:</w:t>
       </w:r>
     </w:p>
     <w:p>
@@ -5889,13 +5541,8 @@
           <w:numId w:val="9"/>
         </w:numPr>
       </w:pPr>
-      <w:proofErr w:type="spellStart"/>
-      <w:r>
-        <w:t>abondman</w:t>
-      </w:r>
-      <w:proofErr w:type="spellEnd"/>
-      <w:r>
-        <w:t xml:space="preserve"> with password sunshine1</w:t>
+      <w:r>
+        <w:t>abondman with password sunshine1</w:t>
       </w:r>
     </w:p>
     <w:p>
@@ -5905,13 +5552,8 @@
           <w:numId w:val="9"/>
         </w:numPr>
       </w:pPr>
-      <w:proofErr w:type="spellStart"/>
-      <w:r>
-        <w:t>bbondman</w:t>
-      </w:r>
-      <w:proofErr w:type="spellEnd"/>
-      <w:r>
-        <w:t xml:space="preserve"> with password trustno1</w:t>
+      <w:r>
+        <w:t>bbondman with password trustno1</w:t>
       </w:r>
     </w:p>
     <w:p>
@@ -6067,29 +5709,7 @@
           <w:sz w:val="24"/>
           <w:szCs w:val="24"/>
         </w:rPr>
-        <w:t xml:space="preserve">: </w:t>
-      </w:r>
-      <w:proofErr w:type="spellStart"/>
-      <w:r>
-        <w:rPr>
-          <w:i w:val="0"/>
-          <w:iCs w:val="0"/>
-          <w:color w:val="auto"/>
-          <w:sz w:val="24"/>
-          <w:szCs w:val="24"/>
-        </w:rPr>
-        <w:t>SQLMap</w:t>
-      </w:r>
-      <w:proofErr w:type="spellEnd"/>
-      <w:r>
-        <w:rPr>
-          <w:i w:val="0"/>
-          <w:iCs w:val="0"/>
-          <w:color w:val="auto"/>
-          <w:sz w:val="24"/>
-          <w:szCs w:val="24"/>
-        </w:rPr>
-        <w:t xml:space="preserve"> SQL Injection Attack</w:t>
+        <w:t>: SQLMap SQL Injection Attack</w:t>
       </w:r>
     </w:p>
     <w:p>
@@ -6106,6 +5726,9 @@
         <w:jc w:val="center"/>
       </w:pPr>
       <w:r>
+        <w:rPr>
+          <w:noProof/>
+        </w:rPr>
         <w:drawing>
           <wp:inline distT="0" distB="0" distL="0" distR="0" wp14:anchorId="06887903" wp14:editId="71C67212">
             <wp:extent cx="2493034" cy="1043596"/>
@@ -6294,6 +5917,9 @@
         <w:jc w:val="center"/>
       </w:pPr>
       <w:r>
+        <w:rPr>
+          <w:noProof/>
+        </w:rPr>
         <w:drawing>
           <wp:inline distT="0" distB="0" distL="0" distR="0" wp14:anchorId="206947ED" wp14:editId="4B3BD3FE">
             <wp:extent cx="4424248" cy="1613140"/>
@@ -6538,21 +6164,12 @@
           <w:bCs/>
         </w:rPr>
       </w:pPr>
-      <w:proofErr w:type="spellStart"/>
       <w:r>
         <w:rPr>
           <w:b/>
           <w:bCs/>
         </w:rPr>
-        <w:t>smbclient</w:t>
-      </w:r>
-      <w:proofErr w:type="spellEnd"/>
-      <w:r>
-        <w:rPr>
-          <w:b/>
-          <w:bCs/>
-        </w:rPr>
-        <w:t xml:space="preserve"> //192.168.199.8/Reports -N</w:t>
+        <w:t>smbclient //192.168.199.8/Reports -N</w:t>
       </w:r>
     </w:p>
     <w:p>
@@ -6855,25 +6472,7 @@
                 <w:sz w:val="22"/>
                 <w:szCs w:val="22"/>
               </w:rPr>
-              <w:t>GRUB root reset (</w:t>
-            </w:r>
-            <w:proofErr w:type="spellStart"/>
-            <w:proofErr w:type="gramStart"/>
-            <w:r>
-              <w:rPr>
-                <w:sz w:val="22"/>
-                <w:szCs w:val="22"/>
-              </w:rPr>
-              <w:t>rd.break</w:t>
-            </w:r>
-            <w:proofErr w:type="spellEnd"/>
-            <w:proofErr w:type="gramEnd"/>
-            <w:r>
-              <w:rPr>
-                <w:sz w:val="22"/>
-                <w:szCs w:val="22"/>
-              </w:rPr>
-              <w:t>)</w:t>
+              <w:t>GRUB root reset (rd.break)</w:t>
             </w:r>
           </w:p>
         </w:tc>
@@ -7159,6 +6758,9 @@
         <w:jc w:val="center"/>
       </w:pPr>
       <w:r>
+        <w:rPr>
+          <w:noProof/>
+        </w:rPr>
         <w:lastRenderedPageBreak/>
         <w:drawing>
           <wp:inline distT="0" distB="0" distL="0" distR="0" wp14:anchorId="2364FABA" wp14:editId="0ED9A13E">
@@ -7308,6 +6910,9 @@
         <w:jc w:val="center"/>
       </w:pPr>
       <w:r>
+        <w:rPr>
+          <w:noProof/>
+        </w:rPr>
         <w:drawing>
           <wp:inline distT="0" distB="0" distL="0" distR="0" wp14:anchorId="08F0ED8D" wp14:editId="19E2A09E">
             <wp:extent cx="4408098" cy="1071013"/>
@@ -7519,15 +7124,7 @@
         </w:numPr>
       </w:pPr>
       <w:r>
-        <w:t>Disable SMBv1 protocol and patch for MS17-010 (</w:t>
-      </w:r>
-      <w:proofErr w:type="spellStart"/>
-      <w:r>
-        <w:t>EternalBlue</w:t>
-      </w:r>
-      <w:proofErr w:type="spellEnd"/>
-      <w:r>
-        <w:t>) vulnerabilities if not already done.</w:t>
+        <w:t>Disable SMBv1 protocol and patch for MS17-010 (EternalBlue) vulnerabilities if not already done.</w:t>
       </w:r>
     </w:p>
     <w:p>
@@ -8111,7 +7708,6 @@
                 <w:lang w:eastAsia="en-IN"/>
               </w:rPr>
             </w:pPr>
-            <w:proofErr w:type="spellStart"/>
             <w:r>
               <w:rPr>
                 <w:rFonts w:cs="Times New Roman"/>
@@ -8119,17 +7715,7 @@
                 <w:szCs w:val="22"/>
                 <w:lang w:eastAsia="en-IN"/>
               </w:rPr>
-              <w:t>EternalBlue</w:t>
-            </w:r>
-            <w:proofErr w:type="spellEnd"/>
-            <w:r>
-              <w:rPr>
-                <w:rFonts w:cs="Times New Roman"/>
-                <w:sz w:val="22"/>
-                <w:szCs w:val="22"/>
-                <w:lang w:eastAsia="en-IN"/>
-              </w:rPr>
-              <w:t xml:space="preserve"> (SMBv1)</w:t>
+              <w:t>EternalBlue (SMBv1)</w:t>
             </w:r>
           </w:p>
         </w:tc>
@@ -9115,23 +8701,7 @@
           <w:i/>
           <w:iCs/>
         </w:rPr>
-        <w:t xml:space="preserve">Open-Source Security Operations </w:t>
-      </w:r>
-      <w:proofErr w:type="spellStart"/>
-      <w:r>
-        <w:rPr>
-          <w:i/>
-          <w:iCs/>
-        </w:rPr>
-        <w:t>Center</w:t>
-      </w:r>
-      <w:proofErr w:type="spellEnd"/>
-      <w:r>
-        <w:rPr>
-          <w:i/>
-          <w:iCs/>
-        </w:rPr>
-        <w:t xml:space="preserve"> (SOC)</w:t>
+        <w:t>Open-Source Security Operations Center (SOC)</w:t>
       </w:r>
       <w:r>
         <w:t xml:space="preserve">, </w:t>
@@ -9213,31 +8783,7 @@
         <w:ind w:left="720" w:hanging="720"/>
       </w:pPr>
       <w:r>
-        <w:t xml:space="preserve">Abdeslam </w:t>
-      </w:r>
-      <w:proofErr w:type="spellStart"/>
-      <w:r>
-        <w:t>Rehaimi</w:t>
-      </w:r>
-      <w:proofErr w:type="spellEnd"/>
-      <w:r>
-        <w:t xml:space="preserve">, Yassine </w:t>
-      </w:r>
-      <w:proofErr w:type="spellStart"/>
-      <w:r>
-        <w:t>Sadqi</w:t>
-      </w:r>
-      <w:proofErr w:type="spellEnd"/>
-      <w:r>
-        <w:t xml:space="preserve">, Maleh, Y., Gurjot Singh Gaba, &amp; Andrei </w:t>
-      </w:r>
-      <w:proofErr w:type="spellStart"/>
-      <w:r>
-        <w:t>Gurtov</w:t>
-      </w:r>
-      <w:proofErr w:type="spellEnd"/>
-      <w:r>
-        <w:t xml:space="preserve">. (2024). Towards a federated and hybrid cloud computing environment for sustainable and effective provisioning of cyber security virtual laboratories. </w:t>
+        <w:t xml:space="preserve">Abdeslam Rehaimi, Yassine Sadqi, Maleh, Y., Gurjot Singh Gaba, &amp; Andrei Gurtov. (2024). Towards a federated and hybrid cloud computing environment for sustainable and effective provisioning of cyber security virtual laboratories. </w:t>
       </w:r>
       <w:r>
         <w:rPr>
@@ -9295,38 +8841,14 @@
         <w:ind w:left="720" w:hanging="720"/>
       </w:pPr>
       <w:r>
-        <w:t xml:space="preserve">Gonzalez, L., &amp; </w:t>
-      </w:r>
-      <w:proofErr w:type="spellStart"/>
-      <w:r>
-        <w:t>Napetvaridze</w:t>
-      </w:r>
-      <w:proofErr w:type="spellEnd"/>
-      <w:r>
-        <w:t xml:space="preserve">, S. (2025). </w:t>
+        <w:t xml:space="preserve">Gonzalez, L., &amp; Napetvaridze, S. (2025). </w:t>
       </w:r>
       <w:r>
         <w:rPr>
           <w:i/>
           <w:iCs/>
         </w:rPr>
-        <w:t xml:space="preserve">Hardening University Servers Against Threat </w:t>
-      </w:r>
-      <w:proofErr w:type="gramStart"/>
-      <w:r>
-        <w:rPr>
-          <w:i/>
-          <w:iCs/>
-        </w:rPr>
-        <w:t>Actors :</w:t>
-      </w:r>
-      <w:proofErr w:type="gramEnd"/>
-      <w:r>
-        <w:rPr>
-          <w:i/>
-          <w:iCs/>
-        </w:rPr>
-        <w:t xml:space="preserve"> Enhanced Security Measures</w:t>
+        <w:t>Hardening University Servers Against Threat Actors : Enhanced Security Measures</w:t>
       </w:r>
       <w:r>
         <w:t xml:space="preserve">. DIVA. </w:t>
@@ -9348,15 +8870,7 @@
         <w:ind w:left="720" w:hanging="720"/>
       </w:pPr>
       <w:r>
-        <w:t xml:space="preserve">Le, P.-H. P., Dang, L. X., Do, Q. N., Hoang, C. N., &amp; Nguyen, L. V. (2025). </w:t>
-      </w:r>
-      <w:proofErr w:type="spellStart"/>
-      <w:r>
-        <w:t>EternalBlue</w:t>
-      </w:r>
-      <w:proofErr w:type="spellEnd"/>
-      <w:r>
-        <w:t xml:space="preserve"> Exploit: Definitions and Working Mechanism. </w:t>
+        <w:t xml:space="preserve">Le, P.-H. P., Dang, L. X., Do, Q. N., Hoang, C. N., &amp; Nguyen, L. V. (2025). EternalBlue Exploit: Definitions and Working Mechanism. </w:t>
       </w:r>
       <w:r>
         <w:rPr>
@@ -9387,21 +8901,12 @@
       <w:r>
         <w:t xml:space="preserve">May, R., Biermann, C., Krüger, J., &amp; Leich, T. (2025). Asking Security Practitioners: Did You Find the Vulnerable (Mis)Configuration? </w:t>
       </w:r>
-      <w:proofErr w:type="spellStart"/>
       <w:r>
         <w:rPr>
           <w:i/>
           <w:iCs/>
         </w:rPr>
-        <w:t>VaMoS</w:t>
-      </w:r>
-      <w:proofErr w:type="spellEnd"/>
-      <w:r>
-        <w:rPr>
-          <w:i/>
-          <w:iCs/>
-        </w:rPr>
-        <w:t xml:space="preserve"> ’25: Proceedings of the 19th International Working Conference on Variability Modelling of Software-Intensive Systems</w:t>
+        <w:t>VaMoS ’25: Proceedings of the 19th International Working Conference on Variability Modelling of Software-Intensive Systems</w:t>
       </w:r>
       <w:r>
         <w:t xml:space="preserve">. </w:t>
@@ -9427,23 +8932,7 @@
           <w:i/>
           <w:iCs/>
         </w:rPr>
-        <w:t xml:space="preserve">Open-Source Security Operations </w:t>
-      </w:r>
-      <w:proofErr w:type="spellStart"/>
-      <w:r>
-        <w:rPr>
-          <w:i/>
-          <w:iCs/>
-        </w:rPr>
-        <w:t>Center</w:t>
-      </w:r>
-      <w:proofErr w:type="spellEnd"/>
-      <w:r>
-        <w:rPr>
-          <w:i/>
-          <w:iCs/>
-        </w:rPr>
-        <w:t xml:space="preserve"> (SOC)</w:t>
+        <w:t>Open-Source Security Operations Center (SOC)</w:t>
       </w:r>
       <w:r>
         <w:t xml:space="preserve">. (2024). Google Books. </w:t>
@@ -9483,15 +8972,7 @@
         <w:ind w:left="720" w:hanging="720"/>
       </w:pPr>
       <w:r>
-        <w:t xml:space="preserve">Surya, A., Made, G., &amp; Agus, P. (2024). Web Application Penetration Testing on Udayana University’s OASE E-learning Platform Using Information System Security Assessment Framework (ISSAF) and </w:t>
-      </w:r>
-      <w:proofErr w:type="gramStart"/>
-      <w:r>
-        <w:t>Open Source</w:t>
-      </w:r>
-      <w:proofErr w:type="gramEnd"/>
-      <w:r>
-        <w:t xml:space="preserve"> Security Testing Methodology Manual (OSSTMM). </w:t>
+        <w:t xml:space="preserve">Surya, A., Made, G., &amp; Agus, P. (2024). Web Application Penetration Testing on Udayana University’s OASE E-learning Platform Using Information System Security Assessment Framework (ISSAF) and Open Source Security Testing Methodology Manual (OSSTMM). </w:t>
       </w:r>
       <w:r>
         <w:rPr>
@@ -14337,6 +13818,7 @@
   <w:style w:type="character" w:default="1" w:styleId="DefaultParagraphFont">
     <w:name w:val="Default Paragraph Font"/>
     <w:uiPriority w:val="1"/>
+    <w:semiHidden/>
     <w:unhideWhenUsed/>
   </w:style>
   <w:style w:type="table" w:default="1" w:styleId="TableNormal">
